--- a/lab_suite/labs/01_01_BeerCoasterTelegraph/submissions/answers.docx
+++ b/lab_suite/labs/01_01_BeerCoasterTelegraph/submissions/answers.docx
@@ -88,15 +88,7 @@
         <w:t> </w:t>
       </w:r>
       <w:r>
-        <w:t xml:space="preserve">B. die Arme eines </w:t>
-      </w:r>
-      <w:proofErr w:type="spellStart"/>
-      <w:r>
-        <w:t>Chappe</w:t>
-      </w:r>
-      <w:proofErr w:type="spellEnd"/>
-      <w:r>
-        <w:t>-Telegrafen oder die Fl</w:t>
+        <w:t>B. die Arme eines Chappe-Telegrafen oder die Fl</w:t>
       </w:r>
       <w:r>
         <w:rPr>
@@ -105,7 +97,13 @@
         <w:t>ü</w:t>
       </w:r>
       <w:r>
-        <w:t xml:space="preserve">gel einer Semaphore) und einer </w:t>
+        <w:t xml:space="preserve">gel </w:t>
+      </w:r>
+      <w:r>
+        <w:t>ein Semaphor</w:t>
+      </w:r>
+      <w:r>
+        <w:t xml:space="preserve">) und einer </w:t>
       </w:r>
       <w:r>
         <w:rPr>
@@ -148,7 +146,13 @@
         <w:t>–</w:t>
       </w:r>
       <w:r>
-        <w:t xml:space="preserve"> und damit </w:t>
+        <w:t xml:space="preserve"> und </w:t>
+      </w:r>
+      <w:r>
+        <w:t>damit,</w:t>
+      </w:r>
+      <w:r>
+        <w:t xml:space="preserve"> </w:t>
       </w:r>
       <w:r>
         <w:rPr>
@@ -277,7 +281,19 @@
         <w:rPr>
           <w:color w:val="0070C0"/>
         </w:rPr>
-        <w:t>von wie vielen Brauereien müssen wir die Bierdeckel auswählen, damit wir mit dem Bierdeckel-Telegrafen den höchsten Informationsgehalt pro Bierdeckelkombination erzielen?</w:t>
+        <w:t xml:space="preserve">von wie vielen Brauereien </w:t>
+      </w:r>
+      <w:r>
+        <w:rPr>
+          <w:color w:val="0070C0"/>
+        </w:rPr>
+        <w:t>müssen,</w:t>
+      </w:r>
+      <w:r>
+        <w:rPr>
+          <w:color w:val="0070C0"/>
+        </w:rPr>
+        <w:t xml:space="preserve"> wir die Bierdeckel auswählen, damit wir mit dem Bierdeckel-Telegrafen den höchsten Informationsgehalt pro Bierdeckelkombination erzielen?</w:t>
       </w:r>
     </w:p>
     <w:p>
@@ -299,8 +315,16 @@
         <w:rPr>
           <w:color w:val="0070C0"/>
         </w:rPr>
-        <w:t xml:space="preserve">Von 3 </w:t>
-      </w:r>
+        <w:t xml:space="preserve">3 </w:t>
+      </w:r>
+    </w:p>
+    <w:p>
+      <w:pPr>
+        <w:pStyle w:val="Listenabsatz"/>
+        <w:rPr>
+          <w:color w:val="0070C0"/>
+        </w:rPr>
+      </w:pPr>
     </w:p>
     <w:p>
       <w:pPr>
@@ -325,26 +349,32 @@
         <w:rPr>
           <w:color w:val="0070C0"/>
         </w:rPr>
+        <w:lastRenderedPageBreak/>
         <w:t>Schätze, wie lange du brauchst, um den Telegrafen mit diesen Bierdeckeln zu be</w:t>
       </w:r>
       <w:r>
         <w:rPr>
           <w:color w:val="0070C0"/>
         </w:rPr>
-        <w:t>stücken (bzw. die Bierdeckeln zwischen 2 Nachrichten auszutauschen)</w:t>
-      </w:r>
-      <w:r>
-        <w:rPr>
-          <w:color w:val="0070C0"/>
-        </w:rPr>
-        <w:t xml:space="preserve">, dann </w:t>
-      </w:r>
-      <w:r>
-        <w:rPr>
-          <w:color w:val="0070C0"/>
-        </w:rPr>
-        <w:lastRenderedPageBreak/>
-        <w:t xml:space="preserve">lassen wir die </w:t>
+        <w:t xml:space="preserve">stücken (bzw. </w:t>
+      </w:r>
+      <w:r>
+        <w:rPr>
+          <w:color w:val="0070C0"/>
+        </w:rPr>
+        <w:t>den Bierdeckeln</w:t>
+      </w:r>
+      <w:r>
+        <w:rPr>
+          <w:color w:val="0070C0"/>
+        </w:rPr>
+        <w:t xml:space="preserve"> zwischen 2 Nachrichten auszutauschen)</w:t>
+      </w:r>
+      <w:r>
+        <w:rPr>
+          <w:color w:val="0070C0"/>
+        </w:rPr>
+        <w:t xml:space="preserve">, dann lassen wir die </w:t>
       </w:r>
       <w:r>
         <w:rPr>
@@ -365,33 +395,39 @@
         <w:br/>
         <w:t xml:space="preserve">Mit dieser Gesamtdauer pro Nachricht bestimme, welche Datenübertragungsgeschwindigkeit (in </w:t>
       </w:r>
-      <w:proofErr w:type="spellStart"/>
-      <w:r>
-        <w:rPr>
-          <w:color w:val="0070C0"/>
-        </w:rPr>
-        <w:t>bit</w:t>
-      </w:r>
-      <w:proofErr w:type="spellEnd"/>
-      <w:r>
-        <w:rPr>
-          <w:color w:val="0070C0"/>
-        </w:rPr>
-        <w:t xml:space="preserve">/s) du </w:t>
-      </w:r>
-      <w:proofErr w:type="spellStart"/>
-      <w:r>
-        <w:rPr>
-          <w:color w:val="0070C0"/>
-        </w:rPr>
-        <w:t>erzieleen</w:t>
-      </w:r>
-      <w:proofErr w:type="spellEnd"/>
-      <w:r>
-        <w:rPr>
-          <w:color w:val="0070C0"/>
-        </w:rPr>
-        <w:t xml:space="preserve"> kannst!</w:t>
+      <w:r>
+        <w:rPr>
+          <w:color w:val="0070C0"/>
+        </w:rPr>
+        <w:t>Bit</w:t>
+      </w:r>
+      <w:r>
+        <w:rPr>
+          <w:color w:val="0070C0"/>
+        </w:rPr>
+        <w:t>/s) du erzielen kannst!</w:t>
+      </w:r>
+    </w:p>
+    <w:p>
+      <w:pPr>
+        <w:pStyle w:val="Listenabsatz"/>
+        <w:rPr>
+          <w:color w:val="0070C0"/>
+        </w:rPr>
+      </w:pPr>
+    </w:p>
+    <w:p>
+      <w:pPr>
+        <w:pStyle w:val="Listenabsatz"/>
+        <w:rPr>
+          <w:color w:val="0070C0"/>
+        </w:rPr>
+      </w:pPr>
+      <w:r>
+        <w:rPr>
+          <w:color w:val="0070C0"/>
+        </w:rPr>
+        <w:t>Wenn man eine Nachricht mit 8 Bit pro 15 Sekunden schickt dann hat man eine Datenrate von 0.533 Bits/Sekunde</w:t>
       </w:r>
     </w:p>
     <w:p/>
